--- a/spa/docx/008.content.docx
+++ b/spa/docx/008.content.docx
@@ -19,7 +19,7 @@
         <w:rPr>
           <w:lang w:val="es_ES" w:bidi="es_ES"/>
         </w:rPr>
-        <w:t>Resource: Tyndale Open Study Notes</w:t>
+        <w:t>Resource: Aquifer Open Study Notes (Profiles)</w:t>
       </w:r>
       <w:r>
         <w:rPr>
@@ -112,7 +112,7 @@
         <w:rPr>
           <w:lang w:val="es_ES" w:bidi="es_ES"/>
         </w:rPr>
-        <w:t>Tyndale Open Study Notes</w:t>
+        <w:t>Aquifer Open Study Notes (Profiles)</w:t>
       </w:r>
     </w:p>
     <w:p>

--- a/spa/docx/008.content.docx
+++ b/spa/docx/008.content.docx
@@ -289,36 +289,24 @@
         </w:rPr>
         <w:t>Agripa persiguió activamente a los primeros cristianos. Es conocido por matar al apóstol Jacobo y arrestar a Pedro, acciones que complacieron a los judíos (</w:t>
       </w:r>
-      <w:hyperlink r:id="rId13">
-        <w:r>
-          <w:rPr>
-            <w:lang w:val="es_ES" w:bidi="es_ES"/>
-          </w:rPr>
-          <w:rPr>
-            <w:color w:val="0000EE"/>
-            <w:u w:val="single"/>
-          </w:rPr>
-          <w:t>Hechos 12.1–4</w:t>
-        </w:r>
-      </w:hyperlink>
+      <w:r>
+        <w:rPr>
+          <w:lang w:val="es_ES" w:bidi="es_ES"/>
+        </w:rPr>
+        <w:t>Hechos 12.1–4</w:t>
+      </w:r>
       <w:r>
         <w:rPr>
           <w:lang w:val="es_ES" w:bidi="es_ES"/>
         </w:rPr>
         <w:t>). Los judíos lo apreciaban más que a cualquier otro Herodes. Agripa murió repentinamente en el año 44 d.C., poco después de que sus súbditos lo alabaran como a un dios (</w:t>
       </w:r>
-      <w:hyperlink r:id="rId14">
-        <w:r>
-          <w:rPr>
-            <w:lang w:val="es_ES" w:bidi="es_ES"/>
-          </w:rPr>
-          <w:rPr>
-            <w:color w:val="0000EE"/>
-            <w:u w:val="single"/>
-          </w:rPr>
-          <w:t>Hechos 12.20–23</w:t>
-        </w:r>
-      </w:hyperlink>
+      <w:r>
+        <w:rPr>
+          <w:lang w:val="es_ES" w:bidi="es_ES"/>
+        </w:rPr>
+        <w:t>Hechos 12.20–23</w:t>
+      </w:r>
       <w:r>
         <w:rPr>
           <w:lang w:val="es_ES" w:bidi="es_ES"/>
@@ -374,36 +362,24 @@
           <w:lang w:val="es_ES" w:bidi="es_ES"/>
         </w:rPr>
       </w:r>
-      <w:hyperlink r:id="rId13">
-        <w:r>
-          <w:rPr>
-            <w:lang w:val="es_ES" w:bidi="es_ES"/>
-          </w:rPr>
-          <w:rPr>
-            <w:color w:val="0000EE"/>
-            <w:u w:val="single"/>
-          </w:rPr>
-          <w:t>Hechos 12.1–4</w:t>
-        </w:r>
-      </w:hyperlink>
+      <w:r>
+        <w:rPr>
+          <w:lang w:val="es_ES" w:bidi="es_ES"/>
+        </w:rPr>
+        <w:t>Hechos 12.1–4</w:t>
+      </w:r>
       <w:r>
         <w:rPr>
           <w:lang w:val="es_ES" w:bidi="es_ES"/>
         </w:rPr>
         <w:t xml:space="preserve">, </w:t>
       </w:r>
-      <w:hyperlink r:id="rId15">
-        <w:r>
-          <w:rPr>
-            <w:lang w:val="es_ES" w:bidi="es_ES"/>
-          </w:rPr>
-          <w:rPr>
-            <w:color w:val="0000EE"/>
-            <w:u w:val="single"/>
-          </w:rPr>
-          <w:t>18–23</w:t>
-        </w:r>
-      </w:hyperlink>
+      <w:r>
+        <w:rPr>
+          <w:lang w:val="es_ES" w:bidi="es_ES"/>
+        </w:rPr>
+        <w:t>18–23</w:t>
+      </w:r>
       <w:r>
         <w:rPr>
           <w:lang w:val="es_ES" w:bidi="es_ES"/>
@@ -452,18 +428,12 @@
         </w:rPr>
         <w:t>Herodes Agripa II fue el hijo de Herodes Agripa I. Se convirtió en Rey después de su padre y gobernó en Palestina desde el año 50 hasta el 100 d.C. Eventualmente controló aproximadamente la misma área que su bisabuelo, Herodes el Grande. Agripa II administraba el Tesoro del Templo y tenía la autoridad para nombrar al sumo sacerdote. Era impopular entre los judíos debido a su relación inapropiada con su hermana Bernice. Los Romanos le solicitaban consejo sobre asuntos religiosos. Esto probablemente explica por qué Festo lo invitó a escuchar la defensa del apóstol Pablo en Cesarea en el año 59 d.C. (</w:t>
       </w:r>
-      <w:hyperlink r:id="rId16">
-        <w:r>
-          <w:rPr>
-            <w:lang w:val="es_ES" w:bidi="es_ES"/>
-          </w:rPr>
-          <w:rPr>
-            <w:color w:val="0000EE"/>
-            <w:u w:val="single"/>
-          </w:rPr>
-          <w:t>Hechos 25.13–26.32</w:t>
-        </w:r>
-      </w:hyperlink>
+      <w:r>
+        <w:rPr>
+          <w:lang w:val="es_ES" w:bidi="es_ES"/>
+        </w:rPr>
+        <w:t>Hechos 25.13–26.32</w:t>
+      </w:r>
       <w:r>
         <w:rPr>
           <w:lang w:val="es_ES" w:bidi="es_ES"/>
@@ -600,18 +570,12 @@
           <w:lang w:val="es_ES" w:bidi="es_ES"/>
         </w:rPr>
       </w:r>
-      <w:hyperlink r:id="rId16">
-        <w:r>
-          <w:rPr>
-            <w:lang w:val="es_ES" w:bidi="es_ES"/>
-          </w:rPr>
-          <w:rPr>
-            <w:color w:val="0000EE"/>
-            <w:u w:val="single"/>
-          </w:rPr>
-          <w:t>Hechos 25.13–26.32</w:t>
-        </w:r>
-      </w:hyperlink>
+      <w:r>
+        <w:rPr>
+          <w:lang w:val="es_ES" w:bidi="es_ES"/>
+        </w:rPr>
+        <w:t>Hechos 25.13–26.32</w:t>
+      </w:r>
       <w:r>
         <w:rPr>
           <w:lang w:val="es_ES" w:bidi="es_ES"/>
@@ -688,72 +652,48 @@
         </w:rPr>
         <w:t>Herodes Antipas ofendió a muchos judíos al divorciarse de su esposa y casarse con Herodías, quien era la esposa de su medio hermano, Herodes Felipe. Este matrimonio violaba la ley de Moisés porque el hermano de Herodes, Felipe, aún vivía (</w:t>
       </w:r>
-      <w:hyperlink r:id="rId17">
-        <w:r>
-          <w:rPr>
-            <w:lang w:val="es_ES" w:bidi="es_ES"/>
-          </w:rPr>
-          <w:rPr>
-            <w:color w:val="0000EE"/>
-            <w:u w:val="single"/>
-          </w:rPr>
-          <w:t>Levítico 18.16;</w:t>
-        </w:r>
-      </w:hyperlink>
+      <w:r>
+        <w:rPr>
+          <w:lang w:val="es_ES" w:bidi="es_ES"/>
+        </w:rPr>
+        <w:t>Levítico 18.16;</w:t>
+      </w:r>
       <w:r>
         <w:rPr>
           <w:lang w:val="es_ES" w:bidi="es_ES"/>
         </w:rPr>
         <w:t xml:space="preserve"> </w:t>
       </w:r>
-      <w:hyperlink r:id="rId18">
-        <w:r>
-          <w:rPr>
-            <w:lang w:val="es_ES" w:bidi="es_ES"/>
-          </w:rPr>
-          <w:rPr>
-            <w:color w:val="0000EE"/>
-            <w:u w:val="single"/>
-          </w:rPr>
-          <w:t>20.21</w:t>
-        </w:r>
-      </w:hyperlink>
+      <w:r>
+        <w:rPr>
+          <w:lang w:val="es_ES" w:bidi="es_ES"/>
+        </w:rPr>
+        <w:t>20.21</w:t>
+      </w:r>
       <w:r>
         <w:rPr>
           <w:lang w:val="es_ES" w:bidi="es_ES"/>
         </w:rPr>
         <w:t>). Cuando Juan el Bautista criticó severamente este matrimonio ilegal, Antipas lo encarceló (</w:t>
       </w:r>
-      <w:hyperlink r:id="rId19">
-        <w:r>
-          <w:rPr>
-            <w:lang w:val="es_ES" w:bidi="es_ES"/>
-          </w:rPr>
-          <w:rPr>
-            <w:color w:val="0000EE"/>
-            <w:u w:val="single"/>
-          </w:rPr>
-          <w:t>Marcos 6.17–18</w:t>
-        </w:r>
-      </w:hyperlink>
+      <w:r>
+        <w:rPr>
+          <w:lang w:val="es_ES" w:bidi="es_ES"/>
+        </w:rPr>
+        <w:t>Marcos 6.17–18</w:t>
+      </w:r>
       <w:r>
         <w:rPr>
           <w:lang w:val="es_ES" w:bidi="es_ES"/>
         </w:rPr>
         <w:t>). Herodes temía que las críticas de Juan provocaran un levantamiento en su contra (Antigüedades 18.5.2). Más tarde, en un banquete, la hija de Herodías impresionó a Herodes con su baile, lo que lo llevó a hacer una promesa imprudente de darle cualquier cosa que ella deseara. Herodías aprovechó esta oportunidad para que Juan fuera decapitado (</w:t>
       </w:r>
-      <w:hyperlink r:id="rId20">
-        <w:r>
-          <w:rPr>
-            <w:lang w:val="es_ES" w:bidi="es_ES"/>
-          </w:rPr>
-          <w:rPr>
-            <w:color w:val="0000EE"/>
-            <w:u w:val="single"/>
-          </w:rPr>
-          <w:t>Mateo 14.1–12</w:t>
-        </w:r>
-      </w:hyperlink>
+      <w:r>
+        <w:rPr>
+          <w:lang w:val="es_ES" w:bidi="es_ES"/>
+        </w:rPr>
+        <w:t>Mateo 14.1–12</w:t>
+      </w:r>
       <w:r>
         <w:rPr>
           <w:lang w:val="es_ES" w:bidi="es_ES"/>
@@ -774,54 +714,36 @@
         </w:rPr>
         <w:t>Cuando Jesús fue arrestado, Pilato no encontró ninguna falta en él, así que lo envió a Herodes Antipas, quien estaba en Jerusalem para la Pascua. Pilato también pudo haber intentado mejorar su relación con Antipas, ya que su relación había sido problemática desde la masacre en Galilea (</w:t>
       </w:r>
-      <w:hyperlink r:id="rId21">
-        <w:r>
-          <w:rPr>
-            <w:lang w:val="es_ES" w:bidi="es_ES"/>
-          </w:rPr>
-          <w:rPr>
-            <w:color w:val="0000EE"/>
-            <w:u w:val="single"/>
-          </w:rPr>
-          <w:t>Lucas 13.1</w:t>
-        </w:r>
-      </w:hyperlink>
+      <w:r>
+        <w:rPr>
+          <w:lang w:val="es_ES" w:bidi="es_ES"/>
+        </w:rPr>
+        <w:t>Lucas 13.1</w:t>
+      </w:r>
       <w:r>
         <w:rPr>
           <w:lang w:val="es_ES" w:bidi="es_ES"/>
         </w:rPr>
         <w:t>). Además, Pilato había llevado escudos con la imagen de Tiberio a Jerusalem, lo cual era considerado blasfemo por los judíos (Filón, Sobre la Embajada a Gayo 299–304). Estas acciones faltaron gravemente al respeto a Dios y sus leyes, ofendiendo profundamente al pueblo judío. Cuando Jesús fue presentado ante Antipas, Herodes solo se burló de él y lo envió de regreso a Pilato (</w:t>
       </w:r>
-      <w:hyperlink r:id="rId22">
-        <w:r>
-          <w:rPr>
-            <w:lang w:val="es_ES" w:bidi="es_ES"/>
-          </w:rPr>
-          <w:rPr>
-            <w:color w:val="0000EE"/>
-            <w:u w:val="single"/>
-          </w:rPr>
-          <w:t>Lucas 23.6–11</w:t>
-        </w:r>
-      </w:hyperlink>
+      <w:r>
+        <w:rPr>
+          <w:lang w:val="es_ES" w:bidi="es_ES"/>
+        </w:rPr>
+        <w:t>Lucas 23.6–11</w:t>
+      </w:r>
       <w:r>
         <w:rPr>
           <w:lang w:val="es_ES" w:bidi="es_ES"/>
         </w:rPr>
         <w:t>). El principal efecto político de este evento fue que la relación entre Herodes y Pilato mejoró (</w:t>
       </w:r>
-      <w:hyperlink r:id="rId23">
-        <w:r>
-          <w:rPr>
-            <w:lang w:val="es_ES" w:bidi="es_ES"/>
-          </w:rPr>
-          <w:rPr>
-            <w:color w:val="0000EE"/>
-            <w:u w:val="single"/>
-          </w:rPr>
-          <w:t>Lucas 23.12</w:t>
-        </w:r>
-      </w:hyperlink>
+      <w:r>
+        <w:rPr>
+          <w:lang w:val="es_ES" w:bidi="es_ES"/>
+        </w:rPr>
+        <w:t>Lucas 23.12</w:t>
+      </w:r>
       <w:r>
         <w:rPr>
           <w:lang w:val="es_ES" w:bidi="es_ES"/>
@@ -865,180 +787,120 @@
           <w:lang w:val="es_ES" w:bidi="es_ES"/>
         </w:rPr>
       </w:r>
-      <w:hyperlink r:id="rId20">
-        <w:r>
-          <w:rPr>
-            <w:lang w:val="es_ES" w:bidi="es_ES"/>
-          </w:rPr>
-          <w:rPr>
-            <w:color w:val="0000EE"/>
-            <w:u w:val="single"/>
-          </w:rPr>
-          <w:t>Mateo 14.1–12,</w:t>
-        </w:r>
-      </w:hyperlink>
+      <w:r>
+        <w:rPr>
+          <w:lang w:val="es_ES" w:bidi="es_ES"/>
+        </w:rPr>
+        <w:t>Mateo 14.1–12,</w:t>
+      </w:r>
       <w:r>
         <w:rPr>
           <w:lang w:val="es_ES" w:bidi="es_ES"/>
         </w:rPr>
         <w:t xml:space="preserve"> </w:t>
       </w:r>
-      <w:hyperlink r:id="rId24">
-        <w:r>
-          <w:rPr>
-            <w:lang w:val="es_ES" w:bidi="es_ES"/>
-          </w:rPr>
-          <w:rPr>
-            <w:color w:val="0000EE"/>
-            <w:u w:val="single"/>
-          </w:rPr>
-          <w:t>Marcos 1.14;</w:t>
-        </w:r>
-      </w:hyperlink>
+      <w:r>
+        <w:rPr>
+          <w:lang w:val="es_ES" w:bidi="es_ES"/>
+        </w:rPr>
+        <w:t>Marcos 1.14;</w:t>
+      </w:r>
       <w:r>
         <w:rPr>
           <w:lang w:val="es_ES" w:bidi="es_ES"/>
         </w:rPr>
         <w:t xml:space="preserve"> </w:t>
       </w:r>
-      <w:hyperlink r:id="rId25">
-        <w:r>
-          <w:rPr>
-            <w:lang w:val="es_ES" w:bidi="es_ES"/>
-          </w:rPr>
-          <w:rPr>
-            <w:color w:val="0000EE"/>
-            <w:u w:val="single"/>
-          </w:rPr>
-          <w:t>6.14–29,</w:t>
-        </w:r>
-      </w:hyperlink>
+      <w:r>
+        <w:rPr>
+          <w:lang w:val="es_ES" w:bidi="es_ES"/>
+        </w:rPr>
+        <w:t>6.14–29,</w:t>
+      </w:r>
       <w:r>
         <w:rPr>
           <w:lang w:val="es_ES" w:bidi="es_ES"/>
         </w:rPr>
         <w:t xml:space="preserve"> </w:t>
       </w:r>
-      <w:hyperlink r:id="rId26">
-        <w:r>
-          <w:rPr>
-            <w:lang w:val="es_ES" w:bidi="es_ES"/>
-          </w:rPr>
-          <w:rPr>
-            <w:color w:val="0000EE"/>
-            <w:u w:val="single"/>
-          </w:rPr>
-          <w:t>Lucas 3.1</w:t>
-        </w:r>
-      </w:hyperlink>
+      <w:r>
+        <w:rPr>
+          <w:lang w:val="es_ES" w:bidi="es_ES"/>
+        </w:rPr>
+        <w:t>Lucas 3.1</w:t>
+      </w:r>
       <w:r>
         <w:rPr>
           <w:lang w:val="es_ES" w:bidi="es_ES"/>
         </w:rPr>
         <w:t xml:space="preserve">, </w:t>
       </w:r>
-      <w:hyperlink r:id="rId27">
-        <w:r>
-          <w:rPr>
-            <w:lang w:val="es_ES" w:bidi="es_ES"/>
-          </w:rPr>
-          <w:rPr>
-            <w:color w:val="0000EE"/>
-            <w:u w:val="single"/>
-          </w:rPr>
-          <w:t>19–20</w:t>
-        </w:r>
-      </w:hyperlink>
+      <w:r>
+        <w:rPr>
+          <w:lang w:val="es_ES" w:bidi="es_ES"/>
+        </w:rPr>
+        <w:t>19–20</w:t>
+      </w:r>
       <w:r>
         <w:rPr>
           <w:lang w:val="es_ES" w:bidi="es_ES"/>
         </w:rPr>
         <w:t xml:space="preserve">; </w:t>
       </w:r>
-      <w:hyperlink r:id="rId28">
-        <w:r>
-          <w:rPr>
-            <w:lang w:val="es_ES" w:bidi="es_ES"/>
-          </w:rPr>
-          <w:rPr>
-            <w:color w:val="0000EE"/>
-            <w:u w:val="single"/>
-          </w:rPr>
-          <w:t>9.7–9</w:t>
-        </w:r>
-      </w:hyperlink>
+      <w:r>
+        <w:rPr>
+          <w:lang w:val="es_ES" w:bidi="es_ES"/>
+        </w:rPr>
+        <w:t>9.7–9</w:t>
+      </w:r>
       <w:r>
         <w:rPr>
           <w:lang w:val="es_ES" w:bidi="es_ES"/>
         </w:rPr>
         <w:t xml:space="preserve">; </w:t>
       </w:r>
-      <w:hyperlink r:id="rId29">
-        <w:r>
-          <w:rPr>
-            <w:lang w:val="es_ES" w:bidi="es_ES"/>
-          </w:rPr>
-          <w:rPr>
-            <w:color w:val="0000EE"/>
-            <w:u w:val="single"/>
-          </w:rPr>
-          <w:t>13.31–33</w:t>
-        </w:r>
-      </w:hyperlink>
+      <w:r>
+        <w:rPr>
+          <w:lang w:val="es_ES" w:bidi="es_ES"/>
+        </w:rPr>
+        <w:t>13.31–33</w:t>
+      </w:r>
       <w:r>
         <w:rPr>
           <w:lang w:val="es_ES" w:bidi="es_ES"/>
         </w:rPr>
         <w:t xml:space="preserve">; </w:t>
       </w:r>
-      <w:hyperlink r:id="rId30">
-        <w:r>
-          <w:rPr>
-            <w:lang w:val="es_ES" w:bidi="es_ES"/>
-          </w:rPr>
-          <w:rPr>
-            <w:color w:val="0000EE"/>
-            <w:u w:val="single"/>
-          </w:rPr>
-          <w:t>23.7–12</w:t>
-        </w:r>
-      </w:hyperlink>
+      <w:r>
+        <w:rPr>
+          <w:lang w:val="es_ES" w:bidi="es_ES"/>
+        </w:rPr>
+        <w:t>23.7–12</w:t>
+      </w:r>
       <w:r>
         <w:rPr>
           <w:lang w:val="es_ES" w:bidi="es_ES"/>
         </w:rPr>
         <w:t xml:space="preserve">, </w:t>
       </w:r>
-      <w:hyperlink r:id="rId31">
-        <w:r>
-          <w:rPr>
-            <w:lang w:val="es_ES" w:bidi="es_ES"/>
-          </w:rPr>
-          <w:rPr>
-            <w:color w:val="0000EE"/>
-            <w:u w:val="single"/>
-          </w:rPr>
-          <w:t>15</w:t>
-        </w:r>
-      </w:hyperlink>
+      <w:r>
+        <w:rPr>
+          <w:lang w:val="es_ES" w:bidi="es_ES"/>
+        </w:rPr>
+        <w:t>15</w:t>
+      </w:r>
       <w:r>
         <w:rPr>
           <w:lang w:val="es_ES" w:bidi="es_ES"/>
         </w:rPr>
         <w:t xml:space="preserve">; </w:t>
       </w:r>
-      <w:hyperlink r:id="rId32">
-        <w:r>
-          <w:rPr>
-            <w:lang w:val="es_ES" w:bidi="es_ES"/>
-          </w:rPr>
-          <w:rPr>
-            <w:color w:val="0000EE"/>
-            <w:u w:val="single"/>
-          </w:rPr>
-          <w:t>Hechos 4.27</w:t>
-        </w:r>
-      </w:hyperlink>
+      <w:r>
+        <w:rPr>
+          <w:lang w:val="es_ES" w:bidi="es_ES"/>
+        </w:rPr>
+        <w:t>Hechos 4.27</w:t>
+      </w:r>
       <w:r>
         <w:rPr>
           <w:lang w:val="es_ES" w:bidi="es_ES"/>
@@ -1087,36 +949,24 @@
         </w:rPr>
         <w:t>Herodes el Grande fue el rey de Judea designado por los romanos desde el 37 hasta el 4 a.C. Herodes el Grande era rey cuando nació Jesús (</w:t>
       </w:r>
-      <w:hyperlink r:id="rId33">
-        <w:r>
-          <w:rPr>
-            <w:lang w:val="es_ES" w:bidi="es_ES"/>
-          </w:rPr>
-          <w:rPr>
-            <w:color w:val="0000EE"/>
-            <w:u w:val="single"/>
-          </w:rPr>
-          <w:t>Mateo 2.1,</w:t>
-        </w:r>
-      </w:hyperlink>
+      <w:r>
+        <w:rPr>
+          <w:lang w:val="es_ES" w:bidi="es_ES"/>
+        </w:rPr>
+        <w:t>Mateo 2.1,</w:t>
+      </w:r>
       <w:r>
         <w:rPr>
           <w:lang w:val="es_ES" w:bidi="es_ES"/>
         </w:rPr>
         <w:t xml:space="preserve"> </w:t>
       </w:r>
-      <w:hyperlink r:id="rId34">
-        <w:r>
-          <w:rPr>
-            <w:lang w:val="es_ES" w:bidi="es_ES"/>
-          </w:rPr>
-          <w:rPr>
-            <w:color w:val="0000EE"/>
-            <w:u w:val="single"/>
-          </w:rPr>
-          <w:t>Lucas 1.5</w:t>
-        </w:r>
-      </w:hyperlink>
+      <w:r>
+        <w:rPr>
+          <w:lang w:val="es_ES" w:bidi="es_ES"/>
+        </w:rPr>
+        <w:t>Lucas 1.5</w:t>
+      </w:r>
       <w:r>
         <w:rPr>
           <w:lang w:val="es_ES" w:bidi="es_ES"/>
@@ -1240,18 +1090,12 @@
         </w:rPr>
         <w:t xml:space="preserve"> (ver </w:t>
       </w:r>
-      <w:hyperlink r:id="rId35">
-        <w:r>
-          <w:rPr>
-            <w:lang w:val="es_ES" w:bidi="es_ES"/>
-          </w:rPr>
-          <w:rPr>
-            <w:color w:val="0000EE"/>
-            <w:u w:val="single"/>
-          </w:rPr>
-          <w:t>Mateo 2.1–20</w:t>
-        </w:r>
-      </w:hyperlink>
+      <w:r>
+        <w:rPr>
+          <w:lang w:val="es_ES" w:bidi="es_ES"/>
+        </w:rPr>
+        <w:t>Mateo 2.1–20</w:t>
+      </w:r>
       <w:r>
         <w:rPr>
           <w:lang w:val="es_ES" w:bidi="es_ES"/>
@@ -1295,36 +1139,24 @@
           <w:lang w:val="es_ES" w:bidi="es_ES"/>
         </w:rPr>
       </w:r>
-      <w:hyperlink r:id="rId35">
-        <w:r>
-          <w:rPr>
-            <w:lang w:val="es_ES" w:bidi="es_ES"/>
-          </w:rPr>
-          <w:rPr>
-            <w:color w:val="0000EE"/>
-            <w:u w:val="single"/>
-          </w:rPr>
-          <w:t>Mateo 2.1–20,</w:t>
-        </w:r>
-      </w:hyperlink>
+      <w:r>
+        <w:rPr>
+          <w:lang w:val="es_ES" w:bidi="es_ES"/>
+        </w:rPr>
+        <w:t>Mateo 2.1–20,</w:t>
+      </w:r>
       <w:r>
         <w:rPr>
           <w:lang w:val="es_ES" w:bidi="es_ES"/>
         </w:rPr>
         <w:t xml:space="preserve"> </w:t>
       </w:r>
-      <w:hyperlink r:id="rId34">
-        <w:r>
-          <w:rPr>
-            <w:lang w:val="es_ES" w:bidi="es_ES"/>
-          </w:rPr>
-          <w:rPr>
-            <w:color w:val="0000EE"/>
-            <w:u w:val="single"/>
-          </w:rPr>
-          <w:t>Lucas 1.5</w:t>
-        </w:r>
-      </w:hyperlink>
+      <w:r>
+        <w:rPr>
+          <w:lang w:val="es_ES" w:bidi="es_ES"/>
+        </w:rPr>
+        <w:t>Lucas 1.5</w:t>
+      </w:r>
       <w:r>
         <w:rPr>
           <w:lang w:val="es_ES" w:bidi="es_ES"/>
@@ -1413,144 +1245,96 @@
         </w:rPr>
         <w:t>Heth, el ancestro de los Hititas, es el segundo hijo de Cananeo en la "tabla de naciones" (</w:t>
       </w:r>
-      <w:hyperlink r:id="rId36">
-        <w:r>
-          <w:rPr>
-            <w:lang w:val="es_ES" w:bidi="es_ES"/>
-          </w:rPr>
-          <w:rPr>
-            <w:color w:val="0000EE"/>
-            <w:u w:val="single"/>
-          </w:rPr>
-          <w:t>Génesis 10.15,</w:t>
-        </w:r>
-      </w:hyperlink>
+      <w:r>
+        <w:rPr>
+          <w:lang w:val="es_ES" w:bidi="es_ES"/>
+        </w:rPr>
+        <w:t>Génesis 10.15,</w:t>
+      </w:r>
       <w:r>
         <w:rPr>
           <w:lang w:val="es_ES" w:bidi="es_ES"/>
         </w:rPr>
         <w:t xml:space="preserve"> ver también </w:t>
       </w:r>
-      <w:hyperlink r:id="rId37">
-        <w:r>
-          <w:rPr>
-            <w:lang w:val="es_ES" w:bidi="es_ES"/>
-          </w:rPr>
-          <w:rPr>
-            <w:color w:val="0000EE"/>
-            <w:u w:val="single"/>
-          </w:rPr>
-          <w:t>1 Crónicas 1.13</w:t>
-        </w:r>
-      </w:hyperlink>
+      <w:r>
+        <w:rPr>
+          <w:lang w:val="es_ES" w:bidi="es_ES"/>
+        </w:rPr>
+        <w:t>1 Crónicas 1.13</w:t>
+      </w:r>
       <w:r>
         <w:rPr>
           <w:lang w:val="es_ES" w:bidi="es_ES"/>
         </w:rPr>
         <w:t xml:space="preserve"> y la nota al pie allí). La mayoría de las menciones de los hijos de Heth se encuentran en la historia de Abraham comprando la cueva de Macpela (</w:t>
       </w:r>
-      <w:hyperlink r:id="rId38">
-        <w:r>
-          <w:rPr>
-            <w:lang w:val="es_ES" w:bidi="es_ES"/>
-          </w:rPr>
-          <w:rPr>
-            <w:color w:val="0000EE"/>
-            <w:u w:val="single"/>
-          </w:rPr>
-          <w:t>Génesis 23</w:t>
-        </w:r>
-      </w:hyperlink>
+      <w:r>
+        <w:rPr>
+          <w:lang w:val="es_ES" w:bidi="es_ES"/>
+        </w:rPr>
+        <w:t>Génesis 23</w:t>
+      </w:r>
       <w:r>
         <w:rPr>
           <w:lang w:val="es_ES" w:bidi="es_ES"/>
         </w:rPr>
         <w:t>). Más tarde, Dios ordenó a los israelitas que destruyeran a todos los hititas en la tierra prometida (</w:t>
       </w:r>
-      <w:hyperlink r:id="rId39">
-        <w:r>
-          <w:rPr>
-            <w:lang w:val="es_ES" w:bidi="es_ES"/>
-          </w:rPr>
-          <w:rPr>
-            <w:color w:val="0000EE"/>
-            <w:u w:val="single"/>
-          </w:rPr>
-          <w:t>Deuteronomio 7.1–2</w:t>
-        </w:r>
-      </w:hyperlink>
+      <w:r>
+        <w:rPr>
+          <w:lang w:val="es_ES" w:bidi="es_ES"/>
+        </w:rPr>
+        <w:t>Deuteronomio 7.1–2</w:t>
+      </w:r>
       <w:r>
         <w:rPr>
           <w:lang w:val="es_ES" w:bidi="es_ES"/>
         </w:rPr>
         <w:t>). Sin embargo, los israelitas no obedecieron completamente a Dios (</w:t>
       </w:r>
-      <w:hyperlink r:id="rId40">
-        <w:r>
-          <w:rPr>
-            <w:lang w:val="es_ES" w:bidi="es_ES"/>
-          </w:rPr>
-          <w:rPr>
-            <w:color w:val="0000EE"/>
-            <w:u w:val="single"/>
-          </w:rPr>
-          <w:t>1 Reyes 9.20–21</w:t>
-        </w:r>
-      </w:hyperlink>
+      <w:r>
+        <w:rPr>
+          <w:lang w:val="es_ES" w:bidi="es_ES"/>
+        </w:rPr>
+        <w:t>1 Reyes 9.20–21</w:t>
+      </w:r>
       <w:r>
         <w:rPr>
           <w:lang w:val="es_ES" w:bidi="es_ES"/>
         </w:rPr>
         <w:t>). Algunos de los mejores guerreros de David eran hititas (</w:t>
       </w:r>
-      <w:hyperlink r:id="rId41">
-        <w:r>
-          <w:rPr>
-            <w:lang w:val="es_ES" w:bidi="es_ES"/>
-          </w:rPr>
-          <w:rPr>
-            <w:color w:val="0000EE"/>
-            <w:u w:val="single"/>
-          </w:rPr>
-          <w:t>1 Samuel 26.6,</w:t>
-        </w:r>
-      </w:hyperlink>
+      <w:r>
+        <w:rPr>
+          <w:lang w:val="es_ES" w:bidi="es_ES"/>
+        </w:rPr>
+        <w:t>1 Samuel 26.6,</w:t>
+      </w:r>
       <w:r>
         <w:rPr>
           <w:lang w:val="es_ES" w:bidi="es_ES"/>
         </w:rPr>
         <w:t xml:space="preserve"> </w:t>
       </w:r>
-      <w:hyperlink r:id="rId42">
-        <w:r>
-          <w:rPr>
-            <w:lang w:val="es_ES" w:bidi="es_ES"/>
-          </w:rPr>
-          <w:rPr>
-            <w:color w:val="0000EE"/>
-            <w:u w:val="single"/>
-          </w:rPr>
-          <w:t>2 Samuel 11–12</w:t>
-        </w:r>
-      </w:hyperlink>
+      <w:r>
+        <w:rPr>
+          <w:lang w:val="es_ES" w:bidi="es_ES"/>
+        </w:rPr>
+        <w:t>2 Samuel 11–12</w:t>
+      </w:r>
       <w:r>
         <w:rPr>
           <w:lang w:val="es_ES" w:bidi="es_ES"/>
         </w:rPr>
         <w:t>). Salomón comerciaba con los reyes hititas (</w:t>
       </w:r>
-      <w:hyperlink r:id="rId43">
-        <w:r>
-          <w:rPr>
-            <w:lang w:val="es_ES" w:bidi="es_ES"/>
-          </w:rPr>
-          <w:rPr>
-            <w:color w:val="0000EE"/>
-            <w:u w:val="single"/>
-          </w:rPr>
-          <w:t>1 Reyes 10.29–11.1</w:t>
-        </w:r>
-      </w:hyperlink>
+      <w:r>
+        <w:rPr>
+          <w:lang w:val="es_ES" w:bidi="es_ES"/>
+        </w:rPr>
+        <w:t>1 Reyes 10.29–11.1</w:t>
+      </w:r>
       <w:r>
         <w:rPr>
           <w:lang w:val="es_ES" w:bidi="es_ES"/>
@@ -1580,126 +1364,84 @@
           <w:lang w:val="es_ES" w:bidi="es_ES"/>
         </w:rPr>
       </w:r>
-      <w:hyperlink r:id="rId44">
-        <w:r>
-          <w:rPr>
-            <w:lang w:val="es_ES" w:bidi="es_ES"/>
-          </w:rPr>
-          <w:rPr>
-            <w:color w:val="0000EE"/>
-            <w:u w:val="single"/>
-          </w:rPr>
-          <w:t>Génesis 23.3–20,</w:t>
-        </w:r>
-      </w:hyperlink>
+      <w:r>
+        <w:rPr>
+          <w:lang w:val="es_ES" w:bidi="es_ES"/>
+        </w:rPr>
+        <w:t>Génesis 23.3–20,</w:t>
+      </w:r>
       <w:r>
         <w:rPr>
           <w:lang w:val="es_ES" w:bidi="es_ES"/>
         </w:rPr>
         <w:t xml:space="preserve"> </w:t>
       </w:r>
-      <w:hyperlink r:id="rId45">
-        <w:r>
-          <w:rPr>
-            <w:lang w:val="es_ES" w:bidi="es_ES"/>
-          </w:rPr>
-          <w:rPr>
-            <w:color w:val="0000EE"/>
-            <w:u w:val="single"/>
-          </w:rPr>
-          <w:t>26.34–35,</w:t>
-        </w:r>
-      </w:hyperlink>
+      <w:r>
+        <w:rPr>
+          <w:lang w:val="es_ES" w:bidi="es_ES"/>
+        </w:rPr>
+        <w:t>26.34–35,</w:t>
+      </w:r>
       <w:r>
         <w:rPr>
           <w:lang w:val="es_ES" w:bidi="es_ES"/>
         </w:rPr>
         <w:t xml:space="preserve"> </w:t>
       </w:r>
-      <w:hyperlink r:id="rId46">
-        <w:r>
-          <w:rPr>
-            <w:lang w:val="es_ES" w:bidi="es_ES"/>
-          </w:rPr>
-          <w:rPr>
-            <w:color w:val="0000EE"/>
-            <w:u w:val="single"/>
-          </w:rPr>
-          <w:t>27.46–28.2</w:t>
-        </w:r>
-      </w:hyperlink>
+      <w:r>
+        <w:rPr>
+          <w:lang w:val="es_ES" w:bidi="es_ES"/>
+        </w:rPr>
+        <w:t>27.46–28.2</w:t>
+      </w:r>
       <w:r>
         <w:rPr>
           <w:lang w:val="es_ES" w:bidi="es_ES"/>
         </w:rPr>
         <w:t xml:space="preserve">; </w:t>
       </w:r>
-      <w:hyperlink r:id="rId47">
-        <w:r>
-          <w:rPr>
-            <w:lang w:val="es_ES" w:bidi="es_ES"/>
-          </w:rPr>
-          <w:rPr>
-            <w:color w:val="0000EE"/>
-            <w:u w:val="single"/>
-          </w:rPr>
-          <w:t>Deuteronomio 7.1,</w:t>
-        </w:r>
-      </w:hyperlink>
+      <w:r>
+        <w:rPr>
+          <w:lang w:val="es_ES" w:bidi="es_ES"/>
+        </w:rPr>
+        <w:t>Deuteronomio 7.1,</w:t>
+      </w:r>
       <w:r>
         <w:rPr>
           <w:lang w:val="es_ES" w:bidi="es_ES"/>
         </w:rPr>
         <w:t xml:space="preserve"> </w:t>
       </w:r>
-      <w:hyperlink r:id="rId41">
-        <w:r>
-          <w:rPr>
-            <w:lang w:val="es_ES" w:bidi="es_ES"/>
-          </w:rPr>
-          <w:rPr>
-            <w:color w:val="0000EE"/>
-            <w:u w:val="single"/>
-          </w:rPr>
-          <w:t>1 Samuel 26.6</w:t>
-        </w:r>
-      </w:hyperlink>
+      <w:r>
+        <w:rPr>
+          <w:lang w:val="es_ES" w:bidi="es_ES"/>
+        </w:rPr>
+        <w:t>1 Samuel 26.6</w:t>
+      </w:r>
       <w:r>
         <w:rPr>
           <w:lang w:val="es_ES" w:bidi="es_ES"/>
         </w:rPr>
         <w:t xml:space="preserve">; </w:t>
       </w:r>
-      <w:hyperlink r:id="rId48">
-        <w:r>
-          <w:rPr>
-            <w:lang w:val="es_ES" w:bidi="es_ES"/>
-          </w:rPr>
-          <w:rPr>
-            <w:color w:val="0000EE"/>
-            <w:u w:val="single"/>
-          </w:rPr>
-          <w:t>2 Samuel 11.2–27,</w:t>
-        </w:r>
-      </w:hyperlink>
+      <w:r>
+        <w:rPr>
+          <w:lang w:val="es_ES" w:bidi="es_ES"/>
+        </w:rPr>
+        <w:t>2 Samuel 11.2–27,</w:t>
+      </w:r>
       <w:r>
         <w:rPr>
           <w:lang w:val="es_ES" w:bidi="es_ES"/>
         </w:rPr>
         <w:t xml:space="preserve"> </w:t>
       </w:r>
-      <w:hyperlink r:id="rId49">
-        <w:r>
-          <w:rPr>
-            <w:lang w:val="es_ES" w:bidi="es_ES"/>
-          </w:rPr>
-          <w:rPr>
-            <w:color w:val="0000EE"/>
-            <w:u w:val="single"/>
-          </w:rPr>
-          <w:t>1 Reyes 9.20</w:t>
-        </w:r>
-      </w:hyperlink>
+      <w:r>
+        <w:rPr>
+          <w:lang w:val="es_ES" w:bidi="es_ES"/>
+        </w:rPr>
+        <w:t>1 Reyes 9.20</w:t>
+      </w:r>
       <w:r>
         <w:rPr>
           <w:lang w:val="es_ES" w:bidi="es_ES"/>
